--- a/project/WEEK05 PROJECT.docx
+++ b/project/WEEK05 PROJECT.docx
@@ -4,15 +4,15 @@
   <w:body>
     <w:p>
       <w:r>
-        <w:t xml:space="preserve">AGRI-LEARN JSS - WEBSITE SITE PLAN </w:t>
-      </w:r>
-      <w:proofErr w:type="spellStart"/>
-      <w:r>
-        <w:t>NOTESite</w:t>
-      </w:r>
-      <w:proofErr w:type="spellEnd"/>
-      <w:r>
-        <w:t xml:space="preserve"> Name: </w:t>
+        <w:t>AGRI-LEARN JSS - WEBSITE SITE PLAN NOTE</w:t>
+      </w:r>
+      <w:r>
+        <w:t xml:space="preserve"> </w:t>
+      </w:r>
+    </w:p>
+    <w:p>
+      <w:r>
+        <w:t xml:space="preserve">Site Name: </w:t>
       </w:r>
       <w:proofErr w:type="spellStart"/>
       <w:r>
@@ -122,15 +122,7 @@
     </w:p>
     <w:p>
       <w:r>
-        <w:t xml:space="preserve">This color combination was selected from </w:t>
-      </w:r>
-      <w:proofErr w:type="spellStart"/>
-      <w:r>
-        <w:t>Coolors</w:t>
-      </w:r>
-      <w:proofErr w:type="spellEnd"/>
-      <w:r>
-        <w:t xml:space="preserve"> website.</w:t>
+        <w:t>This color combination was selected from Colors website.</w:t>
       </w:r>
     </w:p>
     <w:p>
@@ -150,78 +142,69 @@
     </w:p>
     <w:p>
       <w:r>
-        <w:t xml:space="preserve">Wireframe Design </w:t>
+        <w:t>Wireframe Design Layout:</w:t>
+      </w:r>
+    </w:p>
+    <w:p>
+      <w:r>
+        <w:t xml:space="preserve">The design is made to look like the sample wireframe image </w:t>
       </w:r>
       <w:proofErr w:type="spellStart"/>
       <w:proofErr w:type="gramStart"/>
       <w:r>
-        <w:t>Layout:The</w:t>
+        <w:t>given.First</w:t>
       </w:r>
       <w:proofErr w:type="spellEnd"/>
       <w:proofErr w:type="gramEnd"/>
       <w:r>
-        <w:t xml:space="preserve"> design is made to look like the sample wireframe image </w:t>
+        <w:t xml:space="preserve"> Section is Header.</w:t>
+      </w:r>
+    </w:p>
+    <w:p>
+      <w:r>
+        <w:lastRenderedPageBreak/>
+        <w:t xml:space="preserve"> On the left side we have the logo </w:t>
       </w:r>
       <w:proofErr w:type="spellStart"/>
+      <w:r>
+        <w:t>AgriLearn</w:t>
+      </w:r>
+      <w:proofErr w:type="spellEnd"/>
+      <w:r>
+        <w:t xml:space="preserve"> and on the right side we have navigation links which are Features, About, Download and Contact.</w:t>
+      </w:r>
+    </w:p>
+    <w:p>
+      <w:r>
+        <w:t xml:space="preserve">Second Section is Hero Section. On the left we have big text that says LEARNING WITH US, MAKES IT EASY FOR YOU, with small lorem ipsum text under it, and two buttons GET STARTED which is black and LEARN MORE which is white with black border. On the right side we have a big phone mockup with an image placeholder inside. </w:t>
+      </w:r>
+    </w:p>
+    <w:p>
+      <w:r>
+        <w:t xml:space="preserve"> Third Section is Features Section. It has three columns side by side. Each column has an icon at the top, a title Feature One, Feature Two, Feature Three, and small text under it.</w:t>
+      </w:r>
+    </w:p>
+    <w:p>
+      <w:r>
+        <w:t>Fourth Section is Download Section. On the left it has text DOWNLOAD NOW AND START LEARNING with paragraph. On the right it has a big image placeholder box with left and right arrows.</w:t>
+      </w:r>
+    </w:p>
+    <w:p>
+      <w:r>
+        <w:t>Fifth Section is Testimonial Section. It has left and right arrows, and in the middle a quote text and a small circle avatar under it.</w:t>
+      </w:r>
+    </w:p>
+    <w:p>
+      <w:r>
+        <w:t xml:space="preserve">Sixth Section is Get </w:t>
+      </w:r>
       <w:proofErr w:type="gramStart"/>
       <w:r>
-        <w:t>given.First</w:t>
-      </w:r>
-      <w:proofErr w:type="spellEnd"/>
+        <w:t>In</w:t>
+      </w:r>
       <w:proofErr w:type="gramEnd"/>
       <w:r>
-        <w:t xml:space="preserve"> Section is Header.</w:t>
-      </w:r>
-    </w:p>
-    <w:p>
-      <w:r>
-        <w:t xml:space="preserve"> On the left side we have the logo </w:t>
-      </w:r>
-      <w:proofErr w:type="spellStart"/>
-      <w:r>
-        <w:t>AgriLearn</w:t>
-      </w:r>
-      <w:proofErr w:type="spellEnd"/>
-      <w:r>
-        <w:t xml:space="preserve"> and on the right side we have navigation links which are Features, About, Download and </w:t>
-      </w:r>
-      <w:proofErr w:type="spellStart"/>
-      <w:r>
-        <w:t>Contact.Second</w:t>
-      </w:r>
-      <w:proofErr w:type="spellEnd"/>
-      <w:r>
-        <w:t xml:space="preserve"> Section is Hero Section. On the </w:t>
-      </w:r>
-      <w:r>
-        <w:lastRenderedPageBreak/>
-        <w:t>left we have big text that says LEARNING WITH US, MAKES IT EASY FOR YOU, with small lorem ipsum text under it, and two buttons GET STARTED which is black and LEARN MORE which is white with black border. On the right side we have a big phone mockup with an image placeholder inside.</w:t>
-      </w:r>
-      <w:r>
-        <w:t xml:space="preserve"> </w:t>
-      </w:r>
-    </w:p>
-    <w:p>
-      <w:r>
-        <w:t xml:space="preserve"> </w:t>
-      </w:r>
-      <w:r>
-        <w:t>Third Section is Features Section. It has three columns side by side. Each column has an icon at the top, a title Feature One, Feature Two, Feature Three, and small text under it.</w:t>
-      </w:r>
-    </w:p>
-    <w:p>
-      <w:r>
-        <w:t>Fourth Section is Download Section. On the left it has text DOWNLOAD NOW AND START LEARNING with paragraph. On the right it has a big image placeholder box with left and right arrows.</w:t>
-      </w:r>
-    </w:p>
-    <w:p>
-      <w:r>
-        <w:t>Fifth Section is Testimonial Section. It has left and right arrows, and in the middle a quote text and a small circle avatar under it.</w:t>
-      </w:r>
-    </w:p>
-    <w:p>
-      <w:r>
-        <w:t xml:space="preserve">Sixth Section is Get </w:t>
+        <w:t xml:space="preserve"> Touch Section. It has a title Get </w:t>
       </w:r>
       <w:proofErr w:type="gramStart"/>
       <w:r>
@@ -229,33 +212,17 @@
       </w:r>
       <w:proofErr w:type="gramEnd"/>
       <w:r>
-        <w:t xml:space="preserve"> Touch Section. It has a title Get </w:t>
-      </w:r>
-      <w:proofErr w:type="gramStart"/>
-      <w:r>
-        <w:t>In</w:t>
-      </w:r>
-      <w:proofErr w:type="gramEnd"/>
-      <w:r>
-        <w:t xml:space="preserve"> Touch and a form with two input boxes for Email address and Full name and a Subscribe </w:t>
-      </w:r>
-      <w:proofErr w:type="spellStart"/>
-      <w:proofErr w:type="gramStart"/>
-      <w:r>
-        <w:t>button.Seventh</w:t>
-      </w:r>
-      <w:proofErr w:type="spellEnd"/>
-      <w:proofErr w:type="gramEnd"/>
-      <w:r>
-        <w:t xml:space="preserve"> Section is App Download Section. It has a title Download the mobile app for free, small text, and two store buttons for App Store and Google </w:t>
-      </w:r>
-      <w:proofErr w:type="spellStart"/>
-      <w:r>
-        <w:t>Play.Eighth</w:t>
-      </w:r>
-      <w:proofErr w:type="spellEnd"/>
-      <w:r>
-        <w:t xml:space="preserve"> Section is Footer. It has footer links Features, About, Contact, Download and copyright text at the </w:t>
+        <w:t xml:space="preserve"> Touch and a form with two input boxes for Email address and Full name and a Subscribe button.</w:t>
+      </w:r>
+    </w:p>
+    <w:p>
+      <w:r>
+        <w:t>Seventh Section is App Download Section. It has a title Download the mobile app for free, small text, and two store buttons for App Store and Google Play.</w:t>
+      </w:r>
+    </w:p>
+    <w:p>
+      <w:r>
+        <w:t xml:space="preserve">Eighth Section is Footer. It has footer links Features, About, Contact, Download and copyright text at the </w:t>
       </w:r>
       <w:proofErr w:type="spellStart"/>
       <w:proofErr w:type="gramStart"/>
